--- a/tillsyn/A 40874-2023 tillsynsbegäran.docx
+++ b/tillsyn/A 40874-2023 tillsynsbegäran.docx
@@ -231,7 +231,7 @@
     <w:r>
       <w:tab/>
       <w:tab/>
-      <w:t>2024-02-15</w:t>
+      <w:t>2024-02-16</w:t>
       <w:br/>
       <w:br/>
     </w:r>

--- a/tillsyn/A 40874-2023 tillsynsbegäran.docx
+++ b/tillsyn/A 40874-2023 tillsynsbegäran.docx
@@ -231,7 +231,7 @@
     <w:r>
       <w:tab/>
       <w:tab/>
-      <w:t>2024-02-16</w:t>
+      <w:t>2024-02-19</w:t>
       <w:br/>
       <w:br/>
     </w:r>

--- a/tillsyn/A 40874-2023 tillsynsbegäran.docx
+++ b/tillsyn/A 40874-2023 tillsynsbegäran.docx
@@ -231,7 +231,7 @@
     <w:r>
       <w:tab/>
       <w:tab/>
-      <w:t>2024-02-19</w:t>
+      <w:t>2024-02-21</w:t>
       <w:br/>
       <w:br/>
     </w:r>

--- a/tillsyn/A 40874-2023 tillsynsbegäran.docx
+++ b/tillsyn/A 40874-2023 tillsynsbegäran.docx
@@ -231,7 +231,7 @@
     <w:r>
       <w:tab/>
       <w:tab/>
-      <w:t>2024-02-21</w:t>
+      <w:t>2024-02-22</w:t>
       <w:br/>
       <w:br/>
     </w:r>

--- a/tillsyn/A 40874-2023 tillsynsbegäran.docx
+++ b/tillsyn/A 40874-2023 tillsynsbegäran.docx
@@ -231,7 +231,7 @@
     <w:r>
       <w:tab/>
       <w:tab/>
-      <w:t>2024-02-22</w:t>
+      <w:t>2024-02-23</w:t>
       <w:br/>
       <w:br/>
     </w:r>

--- a/tillsyn/A 40874-2023 tillsynsbegäran.docx
+++ b/tillsyn/A 40874-2023 tillsynsbegäran.docx
@@ -231,7 +231,7 @@
     <w:r>
       <w:tab/>
       <w:tab/>
-      <w:t>2024-02-23</w:t>
+      <w:t>2024-02-24</w:t>
       <w:br/>
       <w:br/>
     </w:r>

--- a/tillsyn/A 40874-2023 tillsynsbegäran.docx
+++ b/tillsyn/A 40874-2023 tillsynsbegäran.docx
@@ -231,7 +231,7 @@
     <w:r>
       <w:tab/>
       <w:tab/>
-      <w:t>2024-02-24</w:t>
+      <w:t>2024-02-25</w:t>
       <w:br/>
       <w:br/>
     </w:r>

--- a/tillsyn/A 40874-2023 tillsynsbegäran.docx
+++ b/tillsyn/A 40874-2023 tillsynsbegäran.docx
@@ -40,7 +40,7 @@
     </w:p>
     <w:p>
       <w:r>
-        <w:t>De påträffade naturvårdsarterna är ett tydligt kvitto på att detta rör sig om en skog med mycket höga naturvärden. I Figur 1 visas en karta över det avverkningsanmälda området, där samtliga fyndplatser för naturvårdsarter som finns registrerade på Artportalen har markerats.</w:t>
+        <w:t>De påträffade naturvårdsarterna är ett tydligt kvitto på att detta rör sig om en skog med höga naturvärden. I Figur 1 visas en karta över det avverkningsanmälda området, där samtliga fyndplatser för naturvårdsarter som finns registrerade på Artportalen har markerats.</w:t>
       </w:r>
     </w:p>
     <w:p>
@@ -231,7 +231,7 @@
     <w:r>
       <w:tab/>
       <w:tab/>
-      <w:t>2024-02-25</w:t>
+      <w:t>2024-02-26</w:t>
       <w:br/>
       <w:br/>
     </w:r>

--- a/tillsyn/A 40874-2023 tillsynsbegäran.docx
+++ b/tillsyn/A 40874-2023 tillsynsbegäran.docx
@@ -231,7 +231,7 @@
     <w:r>
       <w:tab/>
       <w:tab/>
-      <w:t>2024-02-26</w:t>
+      <w:t>2024-02-27</w:t>
       <w:br/>
       <w:br/>
     </w:r>

--- a/tillsyn/A 40874-2023 tillsynsbegäran.docx
+++ b/tillsyn/A 40874-2023 tillsynsbegäran.docx
@@ -231,7 +231,7 @@
     <w:r>
       <w:tab/>
       <w:tab/>
-      <w:t>2024-02-27</w:t>
+      <w:t>2024-02-28</w:t>
       <w:br/>
       <w:br/>
     </w:r>

--- a/tillsyn/A 40874-2023 tillsynsbegäran.docx
+++ b/tillsyn/A 40874-2023 tillsynsbegäran.docx
@@ -231,7 +231,7 @@
     <w:r>
       <w:tab/>
       <w:tab/>
-      <w:t>2024-02-28</w:t>
+      <w:t>2024-02-29</w:t>
       <w:br/>
       <w:br/>
     </w:r>

--- a/tillsyn/A 40874-2023 tillsynsbegäran.docx
+++ b/tillsyn/A 40874-2023 tillsynsbegäran.docx
@@ -231,7 +231,7 @@
     <w:r>
       <w:tab/>
       <w:tab/>
-      <w:t>2024-02-29</w:t>
+      <w:t>2024-03-01</w:t>
       <w:br/>
       <w:br/>
     </w:r>

--- a/tillsyn/A 40874-2023 tillsynsbegäran.docx
+++ b/tillsyn/A 40874-2023 tillsynsbegäran.docx
@@ -231,7 +231,7 @@
     <w:r>
       <w:tab/>
       <w:tab/>
-      <w:t>2024-03-01</w:t>
+      <w:t>2024-03-02</w:t>
       <w:br/>
       <w:br/>
     </w:r>

--- a/tillsyn/A 40874-2023 tillsynsbegäran.docx
+++ b/tillsyn/A 40874-2023 tillsynsbegäran.docx
@@ -231,7 +231,7 @@
     <w:r>
       <w:tab/>
       <w:tab/>
-      <w:t>2024-03-02</w:t>
+      <w:t>2024-03-03</w:t>
       <w:br/>
       <w:br/>
     </w:r>

--- a/tillsyn/A 40874-2023 tillsynsbegäran.docx
+++ b/tillsyn/A 40874-2023 tillsynsbegäran.docx
@@ -231,7 +231,7 @@
     <w:r>
       <w:tab/>
       <w:tab/>
-      <w:t>2024-03-03</w:t>
+      <w:t>2024-03-04</w:t>
       <w:br/>
       <w:br/>
     </w:r>

--- a/tillsyn/A 40874-2023 tillsynsbegäran.docx
+++ b/tillsyn/A 40874-2023 tillsynsbegäran.docx
@@ -231,7 +231,7 @@
     <w:r>
       <w:tab/>
       <w:tab/>
-      <w:t>2024-03-04</w:t>
+      <w:t>2024-03-05</w:t>
       <w:br/>
       <w:br/>
     </w:r>

--- a/tillsyn/A 40874-2023 tillsynsbegäran.docx
+++ b/tillsyn/A 40874-2023 tillsynsbegäran.docx
@@ -231,7 +231,7 @@
     <w:r>
       <w:tab/>
       <w:tab/>
-      <w:t>2024-03-05</w:t>
+      <w:t>2024-03-06</w:t>
       <w:br/>
       <w:br/>
     </w:r>

--- a/tillsyn/A 40874-2023 tillsynsbegäran.docx
+++ b/tillsyn/A 40874-2023 tillsynsbegäran.docx
@@ -231,7 +231,7 @@
     <w:r>
       <w:tab/>
       <w:tab/>
-      <w:t>2024-03-06</w:t>
+      <w:t>2024-03-07</w:t>
       <w:br/>
       <w:br/>
     </w:r>

--- a/tillsyn/A 40874-2023 tillsynsbegäran.docx
+++ b/tillsyn/A 40874-2023 tillsynsbegäran.docx
@@ -231,7 +231,7 @@
     <w:r>
       <w:tab/>
       <w:tab/>
-      <w:t>2024-03-07</w:t>
+      <w:t>2024-03-08</w:t>
       <w:br/>
       <w:br/>
     </w:r>

--- a/tillsyn/A 40874-2023 tillsynsbegäran.docx
+++ b/tillsyn/A 40874-2023 tillsynsbegäran.docx
@@ -231,7 +231,7 @@
     <w:r>
       <w:tab/>
       <w:tab/>
-      <w:t>2024-03-08</w:t>
+      <w:t>2024-03-09</w:t>
       <w:br/>
       <w:br/>
     </w:r>

--- a/tillsyn/A 40874-2023 tillsynsbegäran.docx
+++ b/tillsyn/A 40874-2023 tillsynsbegäran.docx
@@ -231,7 +231,7 @@
     <w:r>
       <w:tab/>
       <w:tab/>
-      <w:t>2024-03-09</w:t>
+      <w:t>2024-03-10</w:t>
       <w:br/>
       <w:br/>
     </w:r>

--- a/tillsyn/A 40874-2023 tillsynsbegäran.docx
+++ b/tillsyn/A 40874-2023 tillsynsbegäran.docx
@@ -231,7 +231,7 @@
     <w:r>
       <w:tab/>
       <w:tab/>
-      <w:t>2024-03-10</w:t>
+      <w:t>2024-03-11</w:t>
       <w:br/>
       <w:br/>
     </w:r>

--- a/tillsyn/A 40874-2023 tillsynsbegäran.docx
+++ b/tillsyn/A 40874-2023 tillsynsbegäran.docx
@@ -231,7 +231,7 @@
     <w:r>
       <w:tab/>
       <w:tab/>
-      <w:t>2024-03-11</w:t>
+      <w:t>2024-03-12</w:t>
       <w:br/>
       <w:br/>
     </w:r>

--- a/tillsyn/A 40874-2023 tillsynsbegäran.docx
+++ b/tillsyn/A 40874-2023 tillsynsbegäran.docx
@@ -231,7 +231,7 @@
     <w:r>
       <w:tab/>
       <w:tab/>
-      <w:t>2024-03-12</w:t>
+      <w:t>2024-03-13</w:t>
       <w:br/>
       <w:br/>
     </w:r>

--- a/tillsyn/A 40874-2023 tillsynsbegäran.docx
+++ b/tillsyn/A 40874-2023 tillsynsbegäran.docx
@@ -231,7 +231,7 @@
     <w:r>
       <w:tab/>
       <w:tab/>
-      <w:t>2024-06-28</w:t>
+      <w:t>2024-06-29</w:t>
       <w:br/>
       <w:br/>
     </w:r>

--- a/tillsyn/A 40874-2023 tillsynsbegäran.docx
+++ b/tillsyn/A 40874-2023 tillsynsbegäran.docx
@@ -231,7 +231,7 @@
     <w:r>
       <w:tab/>
       <w:tab/>
-      <w:t>2024-06-29</w:t>
+      <w:t>2024-06-30</w:t>
       <w:br/>
       <w:br/>
     </w:r>

--- a/tillsyn/A 40874-2023 tillsynsbegäran.docx
+++ b/tillsyn/A 40874-2023 tillsynsbegäran.docx
@@ -231,7 +231,7 @@
     <w:r>
       <w:tab/>
       <w:tab/>
-      <w:t>2024-06-30</w:t>
+      <w:t>2024-07-01</w:t>
       <w:br/>
       <w:br/>
     </w:r>

--- a/tillsyn/A 40874-2023 tillsynsbegäran.docx
+++ b/tillsyn/A 40874-2023 tillsynsbegäran.docx
@@ -231,7 +231,7 @@
     <w:r>
       <w:tab/>
       <w:tab/>
-      <w:t>2024-07-01</w:t>
+      <w:t>2024-07-02</w:t>
       <w:br/>
       <w:br/>
     </w:r>

--- a/tillsyn/A 40874-2023 tillsynsbegäran.docx
+++ b/tillsyn/A 40874-2023 tillsynsbegäran.docx
@@ -231,7 +231,7 @@
     <w:r>
       <w:tab/>
       <w:tab/>
-      <w:t>2024-08-01</w:t>
+      <w:t>2024-08-02</w:t>
       <w:br/>
       <w:br/>
     </w:r>

--- a/tillsyn/A 40874-2023 tillsynsbegäran.docx
+++ b/tillsyn/A 40874-2023 tillsynsbegäran.docx
@@ -231,7 +231,7 @@
     <w:r>
       <w:tab/>
       <w:tab/>
-      <w:t>2024-08-02</w:t>
+      <w:t>2024-08-03</w:t>
       <w:br/>
       <w:br/>
     </w:r>

--- a/tillsyn/A 40874-2023 tillsynsbegäran.docx
+++ b/tillsyn/A 40874-2023 tillsynsbegäran.docx
@@ -231,7 +231,7 @@
     <w:r>
       <w:tab/>
       <w:tab/>
-      <w:t>2024-08-03</w:t>
+      <w:t>2024-08-04</w:t>
       <w:br/>
       <w:br/>
     </w:r>

--- a/tillsyn/A 40874-2023 tillsynsbegäran.docx
+++ b/tillsyn/A 40874-2023 tillsynsbegäran.docx
@@ -231,7 +231,7 @@
     <w:r>
       <w:tab/>
       <w:tab/>
-      <w:t>2024-08-04</w:t>
+      <w:t>2024-08-05</w:t>
       <w:br/>
       <w:br/>
     </w:r>

--- a/tillsyn/A 40874-2023 tillsynsbegäran.docx
+++ b/tillsyn/A 40874-2023 tillsynsbegäran.docx
@@ -231,7 +231,7 @@
     <w:r>
       <w:tab/>
       <w:tab/>
-      <w:t>2024-08-05</w:t>
+      <w:t>2024-08-06</w:t>
       <w:br/>
       <w:br/>
     </w:r>

--- a/tillsyn/A 40874-2023 tillsynsbegäran.docx
+++ b/tillsyn/A 40874-2023 tillsynsbegäran.docx
@@ -231,7 +231,7 @@
     <w:r>
       <w:tab/>
       <w:tab/>
-      <w:t>2024-08-06</w:t>
+      <w:t>2024-08-07</w:t>
       <w:br/>
       <w:br/>
     </w:r>

--- a/tillsyn/A 40874-2023 tillsynsbegäran.docx
+++ b/tillsyn/A 40874-2023 tillsynsbegäran.docx
@@ -231,7 +231,7 @@
     <w:r>
       <w:tab/>
       <w:tab/>
-      <w:t>2024-08-07</w:t>
+      <w:t>2024-08-08</w:t>
       <w:br/>
       <w:br/>
     </w:r>

--- a/tillsyn/A 40874-2023 tillsynsbegäran.docx
+++ b/tillsyn/A 40874-2023 tillsynsbegäran.docx
@@ -231,7 +231,7 @@
     <w:r>
       <w:tab/>
       <w:tab/>
-      <w:t>2024-08-08</w:t>
+      <w:t>2024-08-09</w:t>
       <w:br/>
       <w:br/>
     </w:r>

--- a/tillsyn/A 40874-2023 tillsynsbegäran.docx
+++ b/tillsyn/A 40874-2023 tillsynsbegäran.docx
@@ -231,7 +231,7 @@
     <w:r>
       <w:tab/>
       <w:tab/>
-      <w:t>2024-09-29</w:t>
+      <w:t>2024-09-30</w:t>
       <w:br/>
       <w:br/>
     </w:r>

--- a/tillsyn/A 40874-2023 tillsynsbegäran.docx
+++ b/tillsyn/A 40874-2023 tillsynsbegäran.docx
@@ -231,7 +231,7 @@
     <w:r>
       <w:tab/>
       <w:tab/>
-      <w:t>2024-09-30</w:t>
+      <w:t>2024-10-01</w:t>
       <w:br/>
       <w:br/>
     </w:r>

--- a/tillsyn/A 40874-2023 tillsynsbegäran.docx
+++ b/tillsyn/A 40874-2023 tillsynsbegäran.docx
@@ -231,7 +231,7 @@
     <w:r>
       <w:tab/>
       <w:tab/>
-      <w:t>2024-10-01</w:t>
+      <w:t>2024-10-02</w:t>
       <w:br/>
       <w:br/>
     </w:r>

--- a/tillsyn/A 40874-2023 tillsynsbegäran.docx
+++ b/tillsyn/A 40874-2023 tillsynsbegäran.docx
@@ -231,7 +231,7 @@
     <w:r>
       <w:tab/>
       <w:tab/>
-      <w:t>2024-10-02</w:t>
+      <w:t>2024-10-03</w:t>
       <w:br/>
       <w:br/>
     </w:r>

--- a/tillsyn/A 40874-2023 tillsynsbegäran.docx
+++ b/tillsyn/A 40874-2023 tillsynsbegäran.docx
@@ -231,7 +231,7 @@
     <w:r>
       <w:tab/>
       <w:tab/>
-      <w:t>2024-10-03</w:t>
+      <w:t>2024-10-04</w:t>
       <w:br/>
       <w:br/>
     </w:r>

--- a/tillsyn/A 40874-2023 tillsynsbegäran.docx
+++ b/tillsyn/A 40874-2023 tillsynsbegäran.docx
@@ -231,7 +231,7 @@
     <w:r>
       <w:tab/>
       <w:tab/>
-      <w:t>2024-10-04</w:t>
+      <w:t>2024-10-05</w:t>
       <w:br/>
       <w:br/>
     </w:r>

--- a/tillsyn/A 40874-2023 tillsynsbegäran.docx
+++ b/tillsyn/A 40874-2023 tillsynsbegäran.docx
@@ -231,7 +231,7 @@
     <w:r>
       <w:tab/>
       <w:tab/>
-      <w:t>2024-10-05</w:t>
+      <w:t>2024-10-06</w:t>
       <w:br/>
       <w:br/>
     </w:r>

--- a/tillsyn/A 40874-2023 tillsynsbegäran.docx
+++ b/tillsyn/A 40874-2023 tillsynsbegäran.docx
@@ -231,7 +231,7 @@
     <w:r>
       <w:tab/>
       <w:tab/>
-      <w:t>2024-10-06</w:t>
+      <w:t>2024-10-07</w:t>
       <w:br/>
       <w:br/>
     </w:r>

--- a/tillsyn/A 40874-2023 tillsynsbegäran.docx
+++ b/tillsyn/A 40874-2023 tillsynsbegäran.docx
@@ -231,7 +231,7 @@
     <w:r>
       <w:tab/>
       <w:tab/>
-      <w:t>2024-10-07</w:t>
+      <w:t>2024-10-08</w:t>
       <w:br/>
       <w:br/>
     </w:r>

--- a/tillsyn/A 40874-2023 tillsynsbegäran.docx
+++ b/tillsyn/A 40874-2023 tillsynsbegäran.docx
@@ -231,7 +231,7 @@
     <w:r>
       <w:tab/>
       <w:tab/>
-      <w:t>2024-10-08</w:t>
+      <w:t>2024-10-09</w:t>
       <w:br/>
       <w:br/>
     </w:r>

--- a/tillsyn/A 40874-2023 tillsynsbegäran.docx
+++ b/tillsyn/A 40874-2023 tillsynsbegäran.docx
@@ -231,7 +231,7 @@
     <w:r>
       <w:tab/>
       <w:tab/>
-      <w:t>2024-10-09</w:t>
+      <w:t>2024-10-10</w:t>
       <w:br/>
       <w:br/>
     </w:r>

--- a/tillsyn/A 40874-2023 tillsynsbegäran.docx
+++ b/tillsyn/A 40874-2023 tillsynsbegäran.docx
@@ -231,7 +231,7 @@
     <w:r>
       <w:tab/>
       <w:tab/>
-      <w:t>2024-10-10</w:t>
+      <w:t>2024-10-11</w:t>
       <w:br/>
       <w:br/>
     </w:r>

--- a/tillsyn/A 40874-2023 tillsynsbegäran.docx
+++ b/tillsyn/A 40874-2023 tillsynsbegäran.docx
@@ -231,7 +231,7 @@
     <w:r>
       <w:tab/>
       <w:tab/>
-      <w:t>2024-10-11</w:t>
+      <w:t>2024-10-12</w:t>
       <w:br/>
       <w:br/>
     </w:r>

--- a/tillsyn/A 40874-2023 tillsynsbegäran.docx
+++ b/tillsyn/A 40874-2023 tillsynsbegäran.docx
@@ -231,7 +231,7 @@
     <w:r>
       <w:tab/>
       <w:tab/>
-      <w:t>2024-10-12</w:t>
+      <w:t>2024-10-13</w:t>
       <w:br/>
       <w:br/>
     </w:r>

--- a/tillsyn/A 40874-2023 tillsynsbegäran.docx
+++ b/tillsyn/A 40874-2023 tillsynsbegäran.docx
@@ -231,7 +231,7 @@
     <w:r>
       <w:tab/>
       <w:tab/>
-      <w:t>2024-10-13</w:t>
+      <w:t>2024-10-14</w:t>
       <w:br/>
       <w:br/>
     </w:r>

--- a/tillsyn/A 40874-2023 tillsynsbegäran.docx
+++ b/tillsyn/A 40874-2023 tillsynsbegäran.docx
@@ -231,7 +231,7 @@
     <w:r>
       <w:tab/>
       <w:tab/>
-      <w:t>2024-10-14</w:t>
+      <w:t>2024-10-15</w:t>
       <w:br/>
       <w:br/>
     </w:r>

--- a/tillsyn/A 40874-2023 tillsynsbegäran.docx
+++ b/tillsyn/A 40874-2023 tillsynsbegäran.docx
@@ -231,7 +231,7 @@
     <w:r>
       <w:tab/>
       <w:tab/>
-      <w:t>2024-10-15</w:t>
+      <w:t>2024-10-16</w:t>
       <w:br/>
       <w:br/>
     </w:r>

--- a/tillsyn/A 40874-2023 tillsynsbegäran.docx
+++ b/tillsyn/A 40874-2023 tillsynsbegäran.docx
@@ -231,7 +231,7 @@
     <w:r>
       <w:tab/>
       <w:tab/>
-      <w:t>2024-10-16</w:t>
+      <w:t>2024-10-17</w:t>
       <w:br/>
       <w:br/>
     </w:r>

--- a/tillsyn/A 40874-2023 tillsynsbegäran.docx
+++ b/tillsyn/A 40874-2023 tillsynsbegäran.docx
@@ -231,7 +231,7 @@
     <w:r>
       <w:tab/>
       <w:tab/>
-      <w:t>2024-10-17</w:t>
+      <w:t>2024-10-18</w:t>
       <w:br/>
       <w:br/>
     </w:r>

--- a/tillsyn/A 40874-2023 tillsynsbegäran.docx
+++ b/tillsyn/A 40874-2023 tillsynsbegäran.docx
@@ -231,7 +231,7 @@
     <w:r>
       <w:tab/>
       <w:tab/>
-      <w:t>2024-10-18</w:t>
+      <w:t>2024-10-19</w:t>
       <w:br/>
       <w:br/>
     </w:r>

--- a/tillsyn/A 40874-2023 tillsynsbegäran.docx
+++ b/tillsyn/A 40874-2023 tillsynsbegäran.docx
@@ -231,7 +231,7 @@
     <w:r>
       <w:tab/>
       <w:tab/>
-      <w:t>2024-10-19</w:t>
+      <w:t>2024-10-20</w:t>
       <w:br/>
       <w:br/>
     </w:r>

--- a/tillsyn/A 40874-2023 tillsynsbegäran.docx
+++ b/tillsyn/A 40874-2023 tillsynsbegäran.docx
@@ -231,7 +231,7 @@
     <w:r>
       <w:tab/>
       <w:tab/>
-      <w:t>2024-10-20</w:t>
+      <w:t>2024-10-21</w:t>
       <w:br/>
       <w:br/>
     </w:r>

--- a/tillsyn/A 40874-2023 tillsynsbegäran.docx
+++ b/tillsyn/A 40874-2023 tillsynsbegäran.docx
@@ -231,7 +231,7 @@
     <w:r>
       <w:tab/>
       <w:tab/>
-      <w:t>2024-10-21</w:t>
+      <w:t>2024-10-22</w:t>
       <w:br/>
       <w:br/>
     </w:r>

--- a/tillsyn/A 40874-2023 tillsynsbegäran.docx
+++ b/tillsyn/A 40874-2023 tillsynsbegäran.docx
@@ -231,7 +231,7 @@
     <w:r>
       <w:tab/>
       <w:tab/>
-      <w:t>2024-10-22</w:t>
+      <w:t>2024-10-23</w:t>
       <w:br/>
       <w:br/>
     </w:r>

--- a/tillsyn/A 40874-2023 tillsynsbegäran.docx
+++ b/tillsyn/A 40874-2023 tillsynsbegäran.docx
@@ -231,7 +231,7 @@
     <w:r>
       <w:tab/>
       <w:tab/>
-      <w:t>2024-10-23</w:t>
+      <w:t>2024-10-24</w:t>
       <w:br/>
       <w:br/>
     </w:r>

--- a/tillsyn/A 40874-2023 tillsynsbegäran.docx
+++ b/tillsyn/A 40874-2023 tillsynsbegäran.docx
@@ -231,7 +231,7 @@
     <w:r>
       <w:tab/>
       <w:tab/>
-      <w:t>2024-11-29</w:t>
+      <w:t>2024-11-30</w:t>
       <w:br/>
       <w:br/>
     </w:r>

--- a/tillsyn/A 40874-2023 tillsynsbegäran.docx
+++ b/tillsyn/A 40874-2023 tillsynsbegäran.docx
@@ -231,7 +231,7 @@
     <w:r>
       <w:tab/>
       <w:tab/>
-      <w:t>2024-11-30</w:t>
+      <w:t>2024-12-01</w:t>
       <w:br/>
       <w:br/>
     </w:r>

--- a/tillsyn/A 40874-2023 tillsynsbegäran.docx
+++ b/tillsyn/A 40874-2023 tillsynsbegäran.docx
@@ -231,7 +231,7 @@
     <w:r>
       <w:tab/>
       <w:tab/>
-      <w:t>2024-12-01</w:t>
+      <w:t>2024-12-02</w:t>
       <w:br/>
       <w:br/>
     </w:r>

--- a/tillsyn/A 40874-2023 tillsynsbegäran.docx
+++ b/tillsyn/A 40874-2023 tillsynsbegäran.docx
@@ -7,7 +7,7 @@
         <w:pStyle w:val="Title"/>
       </w:pPr>
       <w:r>
-        <w:t>Tillsynsbegäran - information om höga naturvärden och fridlysta arter i avverkningsanmälan A 40874-2023 i Valdemarsviks kommun</w:t>
+        <w:t>Tillsynsbegäran – information om höga naturvärden och fridlysta arter i avverkningsanmälan A 40874-2023 i Valdemarsviks kommun</w:t>
       </w:r>
     </w:p>
     <w:p>
@@ -231,7 +231,7 @@
     <w:r>
       <w:tab/>
       <w:tab/>
-      <w:t>2024-12-02</w:t>
+      <w:t>2024-12-03</w:t>
       <w:br/>
       <w:br/>
     </w:r>

--- a/tillsyn/A 40874-2023 tillsynsbegäran.docx
+++ b/tillsyn/A 40874-2023 tillsynsbegäran.docx
@@ -231,7 +231,7 @@
     <w:r>
       <w:tab/>
       <w:tab/>
-      <w:t>2024-12-03</w:t>
+      <w:t>2024-12-04</w:t>
       <w:br/>
       <w:br/>
     </w:r>

--- a/tillsyn/A 40874-2023 tillsynsbegäran.docx
+++ b/tillsyn/A 40874-2023 tillsynsbegäran.docx
@@ -231,7 +231,7 @@
     <w:r>
       <w:tab/>
       <w:tab/>
-      <w:t>2024-12-04</w:t>
+      <w:t>2024-12-05</w:t>
       <w:br/>
       <w:br/>
     </w:r>

--- a/tillsyn/A 40874-2023 tillsynsbegäran.docx
+++ b/tillsyn/A 40874-2023 tillsynsbegäran.docx
@@ -231,7 +231,7 @@
     <w:r>
       <w:tab/>
       <w:tab/>
-      <w:t>2024-12-05</w:t>
+      <w:t>2024-12-07</w:t>
       <w:br/>
       <w:br/>
     </w:r>

--- a/tillsyn/A 40874-2023 tillsynsbegäran.docx
+++ b/tillsyn/A 40874-2023 tillsynsbegäran.docx
@@ -231,7 +231,7 @@
     <w:r>
       <w:tab/>
       <w:tab/>
-      <w:t>2024-12-07</w:t>
+      <w:t>2024-12-08</w:t>
       <w:br/>
       <w:br/>
     </w:r>

--- a/tillsyn/A 40874-2023 tillsynsbegäran.docx
+++ b/tillsyn/A 40874-2023 tillsynsbegäran.docx
@@ -231,7 +231,7 @@
     <w:r>
       <w:tab/>
       <w:tab/>
-      <w:t>2024-12-08</w:t>
+      <w:t>2024-12-09</w:t>
       <w:br/>
       <w:br/>
     </w:r>

--- a/tillsyn/A 40874-2023 tillsynsbegäran.docx
+++ b/tillsyn/A 40874-2023 tillsynsbegäran.docx
@@ -231,7 +231,7 @@
     <w:r>
       <w:tab/>
       <w:tab/>
-      <w:t>2024-12-09</w:t>
+      <w:t>2024-12-10</w:t>
       <w:br/>
       <w:br/>
     </w:r>

--- a/tillsyn/A 40874-2023 tillsynsbegäran.docx
+++ b/tillsyn/A 40874-2023 tillsynsbegäran.docx
@@ -231,7 +231,7 @@
     <w:r>
       <w:tab/>
       <w:tab/>
-      <w:t>2024-12-10</w:t>
+      <w:t>2024-12-11</w:t>
       <w:br/>
       <w:br/>
     </w:r>

--- a/tillsyn/A 40874-2023 tillsynsbegäran.docx
+++ b/tillsyn/A 40874-2023 tillsynsbegäran.docx
@@ -231,7 +231,7 @@
     <w:r>
       <w:tab/>
       <w:tab/>
-      <w:t>2024-12-11</w:t>
+      <w:t>2024-12-12</w:t>
       <w:br/>
       <w:br/>
     </w:r>

--- a/tillsyn/A 40874-2023 tillsynsbegäran.docx
+++ b/tillsyn/A 40874-2023 tillsynsbegäran.docx
@@ -231,7 +231,7 @@
     <w:r>
       <w:tab/>
       <w:tab/>
-      <w:t>2024-12-12</w:t>
+      <w:t>2024-12-13</w:t>
       <w:br/>
       <w:br/>
     </w:r>

--- a/tillsyn/A 40874-2023 tillsynsbegäran.docx
+++ b/tillsyn/A 40874-2023 tillsynsbegäran.docx
@@ -231,7 +231,7 @@
     <w:r>
       <w:tab/>
       <w:tab/>
-      <w:t>2024-12-13</w:t>
+      <w:t>2024-12-14</w:t>
       <w:br/>
       <w:br/>
     </w:r>

--- a/tillsyn/A 40874-2023 tillsynsbegäran.docx
+++ b/tillsyn/A 40874-2023 tillsynsbegäran.docx
@@ -231,7 +231,7 @@
     <w:r>
       <w:tab/>
       <w:tab/>
-      <w:t>2024-12-14</w:t>
+      <w:t>2024-12-15</w:t>
       <w:br/>
       <w:br/>
     </w:r>

--- a/tillsyn/A 40874-2023 tillsynsbegäran.docx
+++ b/tillsyn/A 40874-2023 tillsynsbegäran.docx
@@ -231,7 +231,7 @@
     <w:r>
       <w:tab/>
       <w:tab/>
-      <w:t>2024-12-15</w:t>
+      <w:t>2024-12-16</w:t>
       <w:br/>
       <w:br/>
     </w:r>

--- a/tillsyn/A 40874-2023 tillsynsbegäran.docx
+++ b/tillsyn/A 40874-2023 tillsynsbegäran.docx
@@ -231,7 +231,7 @@
     <w:r>
       <w:tab/>
       <w:tab/>
-      <w:t>2024-12-16</w:t>
+      <w:t>2024-12-17</w:t>
       <w:br/>
       <w:br/>
     </w:r>

--- a/tillsyn/A 40874-2023 tillsynsbegäran.docx
+++ b/tillsyn/A 40874-2023 tillsynsbegäran.docx
@@ -231,7 +231,7 @@
     <w:r>
       <w:tab/>
       <w:tab/>
-      <w:t>2024-12-17</w:t>
+      <w:t>2024-12-18</w:t>
       <w:br/>
       <w:br/>
     </w:r>

--- a/tillsyn/A 40874-2023 tillsynsbegäran.docx
+++ b/tillsyn/A 40874-2023 tillsynsbegäran.docx
@@ -231,7 +231,7 @@
     <w:r>
       <w:tab/>
       <w:tab/>
-      <w:t>2024-12-18</w:t>
+      <w:t>2024-12-19</w:t>
       <w:br/>
       <w:br/>
     </w:r>

--- a/tillsyn/A 40874-2023 tillsynsbegäran.docx
+++ b/tillsyn/A 40874-2023 tillsynsbegäran.docx
@@ -231,7 +231,7 @@
     <w:r>
       <w:tab/>
       <w:tab/>
-      <w:t>2024-12-19</w:t>
+      <w:t>2024-12-20</w:t>
       <w:br/>
       <w:br/>
     </w:r>

--- a/tillsyn/A 40874-2023 tillsynsbegäran.docx
+++ b/tillsyn/A 40874-2023 tillsynsbegäran.docx
@@ -231,7 +231,7 @@
     <w:r>
       <w:tab/>
       <w:tab/>
-      <w:t>2024-12-20</w:t>
+      <w:t>2024-12-22</w:t>
       <w:br/>
       <w:br/>
     </w:r>

--- a/tillsyn/A 40874-2023 tillsynsbegäran.docx
+++ b/tillsyn/A 40874-2023 tillsynsbegäran.docx
@@ -231,7 +231,7 @@
     <w:r>
       <w:tab/>
       <w:tab/>
-      <w:t>2024-12-22</w:t>
+      <w:t>2024-12-23</w:t>
       <w:br/>
       <w:br/>
     </w:r>

--- a/tillsyn/A 40874-2023 tillsynsbegäran.docx
+++ b/tillsyn/A 40874-2023 tillsynsbegäran.docx
@@ -231,7 +231,7 @@
     <w:r>
       <w:tab/>
       <w:tab/>
-      <w:t>2024-12-23</w:t>
+      <w:t>2024-12-24</w:t>
       <w:br/>
       <w:br/>
     </w:r>

--- a/tillsyn/A 40874-2023 tillsynsbegäran.docx
+++ b/tillsyn/A 40874-2023 tillsynsbegäran.docx
@@ -231,7 +231,7 @@
     <w:r>
       <w:tab/>
       <w:tab/>
-      <w:t>2024-12-31</w:t>
+      <w:t>2025-01-01</w:t>
       <w:br/>
       <w:br/>
     </w:r>

--- a/tillsyn/A 40874-2023 tillsynsbegäran.docx
+++ b/tillsyn/A 40874-2023 tillsynsbegäran.docx
@@ -231,7 +231,7 @@
     <w:r>
       <w:tab/>
       <w:tab/>
-      <w:t>2025-01-01</w:t>
+      <w:t>2025-01-02</w:t>
       <w:br/>
       <w:br/>
     </w:r>

--- a/tillsyn/A 40874-2023 tillsynsbegäran.docx
+++ b/tillsyn/A 40874-2023 tillsynsbegäran.docx
@@ -231,7 +231,7 @@
     <w:r>
       <w:tab/>
       <w:tab/>
-      <w:t>2025-01-02</w:t>
+      <w:t>2025-01-03</w:t>
       <w:br/>
       <w:br/>
     </w:r>

--- a/tillsyn/A 40874-2023 tillsynsbegäran.docx
+++ b/tillsyn/A 40874-2023 tillsynsbegäran.docx
@@ -231,7 +231,7 @@
     <w:r>
       <w:tab/>
       <w:tab/>
-      <w:t>2026-03-03</w:t>
+      <w:t>2026-03-04</w:t>
       <w:br/>
       <w:br/>
     </w:r>

--- a/tillsyn/A 40874-2023 tillsynsbegäran.docx
+++ b/tillsyn/A 40874-2023 tillsynsbegäran.docx
@@ -231,7 +231,7 @@
     <w:r>
       <w:tab/>
       <w:tab/>
-      <w:t>2026-03-04</w:t>
+      <w:t>2026-03-05</w:t>
       <w:br/>
       <w:br/>
     </w:r>

--- a/tillsyn/A 40874-2023 tillsynsbegäran.docx
+++ b/tillsyn/A 40874-2023 tillsynsbegäran.docx
@@ -231,7 +231,7 @@
     <w:r>
       <w:tab/>
       <w:tab/>
-      <w:t>2026-03-05</w:t>
+      <w:t>2026-03-06</w:t>
       <w:br/>
       <w:br/>
     </w:r>

--- a/tillsyn/A 40874-2023 tillsynsbegäran.docx
+++ b/tillsyn/A 40874-2023 tillsynsbegäran.docx
@@ -231,7 +231,7 @@
     <w:r>
       <w:tab/>
       <w:tab/>
-      <w:t>2026-03-06</w:t>
+      <w:t>2026-03-07</w:t>
       <w:br/>
       <w:br/>
     </w:r>

--- a/tillsyn/A 40874-2023 tillsynsbegäran.docx
+++ b/tillsyn/A 40874-2023 tillsynsbegäran.docx
@@ -231,7 +231,7 @@
     <w:r>
       <w:tab/>
       <w:tab/>
-      <w:t>2026-04-14</w:t>
+      <w:t>2026-04-15</w:t>
       <w:br/>
       <w:br/>
     </w:r>

--- a/tillsyn/A 40874-2023 tillsynsbegäran.docx
+++ b/tillsyn/A 40874-2023 tillsynsbegäran.docx
@@ -231,7 +231,7 @@
     <w:r>
       <w:tab/>
       <w:tab/>
-      <w:t>2026-04-15</w:t>
+      <w:t>2026-04-16</w:t>
       <w:br/>
       <w:br/>
     </w:r>

--- a/tillsyn/A 40874-2023 tillsynsbegäran.docx
+++ b/tillsyn/A 40874-2023 tillsynsbegäran.docx
@@ -231,7 +231,7 @@
     <w:r>
       <w:tab/>
       <w:tab/>
-      <w:t>2026-04-16</w:t>
+      <w:t>2026-04-17</w:t>
       <w:br/>
       <w:br/>
     </w:r>

--- a/tillsyn/A 40874-2023 tillsynsbegäran.docx
+++ b/tillsyn/A 40874-2023 tillsynsbegäran.docx
@@ -231,7 +231,7 @@
     <w:r>
       <w:tab/>
       <w:tab/>
-      <w:t>2026-04-17</w:t>
+      <w:t>2026-04-18</w:t>
       <w:br/>
       <w:br/>
     </w:r>

--- a/tillsyn/A 40874-2023 tillsynsbegäran.docx
+++ b/tillsyn/A 40874-2023 tillsynsbegäran.docx
@@ -231,7 +231,7 @@
     <w:r>
       <w:tab/>
       <w:tab/>
-      <w:t>2026-04-18</w:t>
+      <w:t>2026-04-19</w:t>
       <w:br/>
       <w:br/>
     </w:r>

--- a/tillsyn/A 40874-2023 tillsynsbegäran.docx
+++ b/tillsyn/A 40874-2023 tillsynsbegäran.docx
@@ -231,7 +231,7 @@
     <w:r>
       <w:tab/>
       <w:tab/>
-      <w:t>2026-04-19</w:t>
+      <w:t>2026-04-20</w:t>
       <w:br/>
       <w:br/>
     </w:r>

--- a/tillsyn/A 40874-2023 tillsynsbegäran.docx
+++ b/tillsyn/A 40874-2023 tillsynsbegäran.docx
@@ -231,7 +231,7 @@
     <w:r>
       <w:tab/>
       <w:tab/>
-      <w:t>2026-04-20</w:t>
+      <w:t>2026-04-21</w:t>
       <w:br/>
       <w:br/>
     </w:r>

--- a/tillsyn/A 40874-2023 tillsynsbegäran.docx
+++ b/tillsyn/A 40874-2023 tillsynsbegäran.docx
@@ -231,7 +231,7 @@
     <w:r>
       <w:tab/>
       <w:tab/>
-      <w:t>2026-04-21</w:t>
+      <w:t>2026-04-22</w:t>
       <w:br/>
       <w:br/>
     </w:r>

--- a/tillsyn/A 40874-2023 tillsynsbegäran.docx
+++ b/tillsyn/A 40874-2023 tillsynsbegäran.docx
@@ -231,7 +231,7 @@
     <w:r>
       <w:tab/>
       <w:tab/>
-      <w:t>2026-04-22</w:t>
+      <w:t>2026-04-23</w:t>
       <w:br/>
       <w:br/>
     </w:r>

--- a/tillsyn/A 40874-2023 tillsynsbegäran.docx
+++ b/tillsyn/A 40874-2023 tillsynsbegäran.docx
@@ -231,7 +231,7 @@
     <w:r>
       <w:tab/>
       <w:tab/>
-      <w:t>2026-04-23</w:t>
+      <w:t>2026-04-24</w:t>
       <w:br/>
       <w:br/>
     </w:r>

--- a/tillsyn/A 40874-2023 tillsynsbegäran.docx
+++ b/tillsyn/A 40874-2023 tillsynsbegäran.docx
@@ -231,7 +231,7 @@
     <w:r>
       <w:tab/>
       <w:tab/>
-      <w:t>2026-04-24</w:t>
+      <w:t>2026-04-25</w:t>
       <w:br/>
       <w:br/>
     </w:r>

--- a/tillsyn/A 40874-2023 tillsynsbegäran.docx
+++ b/tillsyn/A 40874-2023 tillsynsbegäran.docx
@@ -231,7 +231,7 @@
     <w:r>
       <w:tab/>
       <w:tab/>
-      <w:t>2026-04-25</w:t>
+      <w:t>2026-04-26</w:t>
       <w:br/>
       <w:br/>
     </w:r>

--- a/tillsyn/A 40874-2023 tillsynsbegäran.docx
+++ b/tillsyn/A 40874-2023 tillsynsbegäran.docx
@@ -231,7 +231,7 @@
     <w:r>
       <w:tab/>
       <w:tab/>
-      <w:t>2026-04-26</w:t>
+      <w:t>2026-04-27</w:t>
       <w:br/>
       <w:br/>
     </w:r>

--- a/tillsyn/A 40874-2023 tillsynsbegäran.docx
+++ b/tillsyn/A 40874-2023 tillsynsbegäran.docx
@@ -231,7 +231,7 @@
     <w:r>
       <w:tab/>
       <w:tab/>
-      <w:t>2026-04-27</w:t>
+      <w:t>2026-04-28</w:t>
       <w:br/>
       <w:br/>
     </w:r>

--- a/tillsyn/A 40874-2023 tillsynsbegäran.docx
+++ b/tillsyn/A 40874-2023 tillsynsbegäran.docx
@@ -231,7 +231,7 @@
     <w:r>
       <w:tab/>
       <w:tab/>
-      <w:t>2026-04-28</w:t>
+      <w:t>2026-04-29</w:t>
       <w:br/>
       <w:br/>
     </w:r>

--- a/tillsyn/A 40874-2023 tillsynsbegäran.docx
+++ b/tillsyn/A 40874-2023 tillsynsbegäran.docx
@@ -231,7 +231,7 @@
     <w:r>
       <w:tab/>
       <w:tab/>
-      <w:t>2026-05-16</w:t>
+      <w:t>2026-05-17</w:t>
       <w:br/>
       <w:br/>
     </w:r>

--- a/tillsyn/A 40874-2023 tillsynsbegäran.docx
+++ b/tillsyn/A 40874-2023 tillsynsbegäran.docx
@@ -231,7 +231,7 @@
     <w:r>
       <w:tab/>
       <w:tab/>
-      <w:t>2026-05-17</w:t>
+      <w:t>2026-05-18</w:t>
       <w:br/>
       <w:br/>
     </w:r>

--- a/tillsyn/A 40874-2023 tillsynsbegäran.docx
+++ b/tillsyn/A 40874-2023 tillsynsbegäran.docx
@@ -231,7 +231,7 @@
     <w:r>
       <w:tab/>
       <w:tab/>
-      <w:t>2026-05-18</w:t>
+      <w:t>2026-05-19</w:t>
       <w:br/>
       <w:br/>
     </w:r>

--- a/tillsyn/A 40874-2023 tillsynsbegäran.docx
+++ b/tillsyn/A 40874-2023 tillsynsbegäran.docx
@@ -231,7 +231,7 @@
     <w:r>
       <w:tab/>
       <w:tab/>
-      <w:t>2026-05-19</w:t>
+      <w:t>2026-05-20</w:t>
       <w:br/>
       <w:br/>
     </w:r>

--- a/tillsyn/A 40874-2023 tillsynsbegäran.docx
+++ b/tillsyn/A 40874-2023 tillsynsbegäran.docx
@@ -227,7 +227,7 @@
     <w:r>
       <w:tab/>
       <w:tab/>
-      <w:t>2026-07-13</w:t>
+      <w:t>2026-07-14</w:t>
       <w:br/>
       <w:br/>
     </w:r>

--- a/tillsyn/A 40874-2023 tillsynsbegäran.docx
+++ b/tillsyn/A 40874-2023 tillsynsbegäran.docx
@@ -227,7 +227,7 @@
     <w:r>
       <w:tab/>
       <w:tab/>
-      <w:t>2026-07-14</w:t>
+      <w:t>2026-07-15</w:t>
       <w:br/>
       <w:br/>
     </w:r>

--- a/tillsyn/A 40874-2023 tillsynsbegäran.docx
+++ b/tillsyn/A 40874-2023 tillsynsbegäran.docx
@@ -227,7 +227,7 @@
     <w:r>
       <w:tab/>
       <w:tab/>
-      <w:t>2026-07-15</w:t>
+      <w:t>2026-07-16</w:t>
       <w:br/>
       <w:br/>
     </w:r>

--- a/tillsyn/A 40874-2023 tillsynsbegäran.docx
+++ b/tillsyn/A 40874-2023 tillsynsbegäran.docx
@@ -227,7 +227,7 @@
     <w:r>
       <w:tab/>
       <w:tab/>
-      <w:t>2026-07-16</w:t>
+      <w:t>2026-07-17</w:t>
       <w:br/>
       <w:br/>
     </w:r>

--- a/tillsyn/A 40874-2023 tillsynsbegäran.docx
+++ b/tillsyn/A 40874-2023 tillsynsbegäran.docx
@@ -227,7 +227,7 @@
     <w:r>
       <w:tab/>
       <w:tab/>
-      <w:t>2026-07-17</w:t>
+      <w:t>2026-07-18</w:t>
       <w:br/>
       <w:br/>
     </w:r>

--- a/tillsyn/A 40874-2023 tillsynsbegäran.docx
+++ b/tillsyn/A 40874-2023 tillsynsbegäran.docx
@@ -227,7 +227,7 @@
     <w:r>
       <w:tab/>
       <w:tab/>
-      <w:t>2026-07-18</w:t>
+      <w:t>2026-07-19</w:t>
       <w:br/>
       <w:br/>
     </w:r>

--- a/tillsyn/A 40874-2023 tillsynsbegäran.docx
+++ b/tillsyn/A 40874-2023 tillsynsbegäran.docx
@@ -227,7 +227,7 @@
     <w:r>
       <w:tab/>
       <w:tab/>
-      <w:t>2026-07-19</w:t>
+      <w:t>2026-07-20</w:t>
       <w:br/>
       <w:br/>
     </w:r>

--- a/tillsyn/A 40874-2023 tillsynsbegäran.docx
+++ b/tillsyn/A 40874-2023 tillsynsbegäran.docx
@@ -227,7 +227,7 @@
     <w:r>
       <w:tab/>
       <w:tab/>
-      <w:t>2026-07-20</w:t>
+      <w:t>2026-07-21</w:t>
       <w:br/>
       <w:br/>
     </w:r>

--- a/tillsyn/A 40874-2023 tillsynsbegäran.docx
+++ b/tillsyn/A 40874-2023 tillsynsbegäran.docx
@@ -227,7 +227,7 @@
     <w:r>
       <w:tab/>
       <w:tab/>
-      <w:t>2026-07-21</w:t>
+      <w:t>2026-07-22</w:t>
       <w:br/>
       <w:br/>
     </w:r>

--- a/tillsyn/A 40874-2023 tillsynsbegäran.docx
+++ b/tillsyn/A 40874-2023 tillsynsbegäran.docx
@@ -227,7 +227,7 @@
     <w:r>
       <w:tab/>
       <w:tab/>
-      <w:t>2026-07-22</w:t>
+      <w:t>2026-07-23</w:t>
       <w:br/>
       <w:br/>
     </w:r>

--- a/tillsyn/A 40874-2023 tillsynsbegäran.docx
+++ b/tillsyn/A 40874-2023 tillsynsbegäran.docx
@@ -227,7 +227,7 @@
     <w:r>
       <w:tab/>
       <w:tab/>
-      <w:t>2026-07-23</w:t>
+      <w:t>2026-07-24</w:t>
       <w:br/>
       <w:br/>
     </w:r>

--- a/tillsyn/A 40874-2023 tillsynsbegäran.docx
+++ b/tillsyn/A 40874-2023 tillsynsbegäran.docx
@@ -60,7 +60,7 @@
         <w:spacing w:after="240"/>
       </w:pPr>
       <w:r>
-        <w:t>Figur 1. Fyndplatser för naturvårdsarter i avverkningsanmälan. Markörer utan svart kant är placerade på fyndplatsen. Markörer med svart kant är placerade vid sidan av fyndplatsen har ett svart streck som visar fyndplatsens exakta position. Kartans mittpunktskoordinat är N 6437236, E 596085 i SWEREF 99 TM.</w:t>
+        <w:t>Figur 1. Fyndplatser för naturvårdsarter i avverkningsanmälan. Markörer utan svart kant är placerade på fyndplatsen. Markörer med svart kant är placerade vid sidan av fyndplatsen och har ett svart streck som visar fyndplatsens exakta position. Kartans mittpunktskoordinat är N 6437236, E 596085 i SWEREF 99 TM.</w:t>
       </w:r>
     </w:p>
     <w:p>
@@ -227,7 +227,7 @@
     <w:r>
       <w:tab/>
       <w:tab/>
-      <w:t>2026-08-14</w:t>
+      <w:t>2026-08-15</w:t>
       <w:br/>
       <w:br/>
     </w:r>

--- a/tillsyn/A 40874-2023 tillsynsbegäran.docx
+++ b/tillsyn/A 40874-2023 tillsynsbegäran.docx
@@ -227,7 +227,7 @@
     <w:r>
       <w:tab/>
       <w:tab/>
-      <w:t>2026-08-15</w:t>
+      <w:t>2026-08-16</w:t>
       <w:br/>
       <w:br/>
     </w:r>

--- a/tillsyn/A 40874-2023 tillsynsbegäran.docx
+++ b/tillsyn/A 40874-2023 tillsynsbegäran.docx
@@ -227,7 +227,7 @@
     <w:r>
       <w:tab/>
       <w:tab/>
-      <w:t>2026-08-16</w:t>
+      <w:t>2026-08-17</w:t>
       <w:br/>
       <w:br/>
     </w:r>

--- a/tillsyn/A 40874-2023 tillsynsbegäran.docx
+++ b/tillsyn/A 40874-2023 tillsynsbegäran.docx
@@ -227,7 +227,7 @@
     <w:r>
       <w:tab/>
       <w:tab/>
-      <w:t>2026-08-17</w:t>
+      <w:t>2026-08-18</w:t>
       <w:br/>
       <w:br/>
     </w:r>

--- a/tillsyn/A 40874-2023 tillsynsbegäran.docx
+++ b/tillsyn/A 40874-2023 tillsynsbegäran.docx
@@ -227,7 +227,7 @@
     <w:r>
       <w:tab/>
       <w:tab/>
-      <w:t>2026-08-18</w:t>
+      <w:t>2026-08-19</w:t>
       <w:br/>
       <w:br/>
     </w:r>

--- a/tillsyn/A 40874-2023 tillsynsbegäran.docx
+++ b/tillsyn/A 40874-2023 tillsynsbegäran.docx
@@ -227,7 +227,7 @@
     <w:r>
       <w:tab/>
       <w:tab/>
-      <w:t>2026-08-19</w:t>
+      <w:t>2026-08-20</w:t>
       <w:br/>
       <w:br/>
     </w:r>

--- a/tillsyn/A 40874-2023 tillsynsbegäran.docx
+++ b/tillsyn/A 40874-2023 tillsynsbegäran.docx
@@ -227,7 +227,7 @@
     <w:r>
       <w:tab/>
       <w:tab/>
-      <w:t>2026-08-20</w:t>
+      <w:t>2026-08-21</w:t>
       <w:br/>
       <w:br/>
     </w:r>

--- a/tillsyn/A 40874-2023 tillsynsbegäran.docx
+++ b/tillsyn/A 40874-2023 tillsynsbegäran.docx
@@ -227,7 +227,7 @@
     <w:r>
       <w:tab/>
       <w:tab/>
-      <w:t>2026-08-21</w:t>
+      <w:t>2026-08-22</w:t>
       <w:br/>
       <w:br/>
     </w:r>

--- a/tillsyn/A 40874-2023 tillsynsbegäran.docx
+++ b/tillsyn/A 40874-2023 tillsynsbegäran.docx
@@ -227,7 +227,7 @@
     <w:r>
       <w:tab/>
       <w:tab/>
-      <w:t>2026-08-22</w:t>
+      <w:t>2026-08-23</w:t>
       <w:br/>
       <w:br/>
     </w:r>

--- a/tillsyn/A 40874-2023 tillsynsbegäran.docx
+++ b/tillsyn/A 40874-2023 tillsynsbegäran.docx
@@ -227,7 +227,7 @@
     <w:r>
       <w:tab/>
       <w:tab/>
-      <w:t>2026-08-23</w:t>
+      <w:t>2026-08-24</w:t>
       <w:br/>
       <w:br/>
     </w:r>

--- a/tillsyn/A 40874-2023 tillsynsbegäran.docx
+++ b/tillsyn/A 40874-2023 tillsynsbegäran.docx
@@ -227,7 +227,7 @@
     <w:r>
       <w:tab/>
       <w:tab/>
-      <w:t>2026-08-24</w:t>
+      <w:t>2026-08-25</w:t>
       <w:br/>
       <w:br/>
     </w:r>

--- a/tillsyn/A 40874-2023 tillsynsbegäran.docx
+++ b/tillsyn/A 40874-2023 tillsynsbegäran.docx
@@ -227,7 +227,7 @@
     <w:r>
       <w:tab/>
       <w:tab/>
-      <w:t>2026-08-25</w:t>
+      <w:t>2026-08-26</w:t>
       <w:br/>
       <w:br/>
     </w:r>

--- a/tillsyn/A 40874-2023 tillsynsbegäran.docx
+++ b/tillsyn/A 40874-2023 tillsynsbegäran.docx
@@ -227,7 +227,7 @@
     <w:r>
       <w:tab/>
       <w:tab/>
-      <w:t>2026-08-26</w:t>
+      <w:t>2026-08-27</w:t>
       <w:br/>
       <w:br/>
     </w:r>

--- a/tillsyn/A 40874-2023 tillsynsbegäran.docx
+++ b/tillsyn/A 40874-2023 tillsynsbegäran.docx
@@ -227,7 +227,7 @@
     <w:r>
       <w:tab/>
       <w:tab/>
-      <w:t>2026-08-27</w:t>
+      <w:t>2026-08-28</w:t>
       <w:br/>
       <w:br/>
     </w:r>

--- a/tillsyn/A 40874-2023 tillsynsbegäran.docx
+++ b/tillsyn/A 40874-2023 tillsynsbegäran.docx
@@ -227,7 +227,7 @@
     <w:r>
       <w:tab/>
       <w:tab/>
-      <w:t>2026-08-28</w:t>
+      <w:t>2026-08-29</w:t>
       <w:br/>
       <w:br/>
     </w:r>

--- a/tillsyn/A 40874-2023 tillsynsbegäran.docx
+++ b/tillsyn/A 40874-2023 tillsynsbegäran.docx
@@ -227,7 +227,7 @@
     <w:r>
       <w:tab/>
       <w:tab/>
-      <w:t>2026-08-29</w:t>
+      <w:t>2026-08-31</w:t>
       <w:br/>
       <w:br/>
     </w:r>

--- a/tillsyn/A 40874-2023 tillsynsbegäran.docx
+++ b/tillsyn/A 40874-2023 tillsynsbegäran.docx
@@ -227,7 +227,7 @@
     <w:r>
       <w:tab/>
       <w:tab/>
-      <w:t>2026-08-31</w:t>
+      <w:t>2026-09-01</w:t>
       <w:br/>
       <w:br/>
     </w:r>

--- a/tillsyn/A 40874-2023 tillsynsbegäran.docx
+++ b/tillsyn/A 40874-2023 tillsynsbegäran.docx
@@ -227,7 +227,7 @@
     <w:r>
       <w:tab/>
       <w:tab/>
-      <w:t>2026-09-01</w:t>
+      <w:t>2026-09-02</w:t>
       <w:br/>
       <w:br/>
     </w:r>

--- a/tillsyn/A 40874-2023 tillsynsbegäran.docx
+++ b/tillsyn/A 40874-2023 tillsynsbegäran.docx
@@ -227,7 +227,7 @@
     <w:r>
       <w:tab/>
       <w:tab/>
-      <w:t>2026-09-02</w:t>
+      <w:t>2026-09-03</w:t>
       <w:br/>
       <w:br/>
     </w:r>

--- a/tillsyn/A 40874-2023 tillsynsbegäran.docx
+++ b/tillsyn/A 40874-2023 tillsynsbegäran.docx
@@ -227,7 +227,7 @@
     <w:r>
       <w:tab/>
       <w:tab/>
-      <w:t>2026-09-03</w:t>
+      <w:t>2026-09-04</w:t>
       <w:br/>
       <w:br/>
     </w:r>

--- a/tillsyn/A 40874-2023 tillsynsbegäran.docx
+++ b/tillsyn/A 40874-2023 tillsynsbegäran.docx
@@ -227,7 +227,7 @@
     <w:r>
       <w:tab/>
       <w:tab/>
-      <w:t>2026-09-04</w:t>
+      <w:t>2026-09-05</w:t>
       <w:br/>
       <w:br/>
     </w:r>

--- a/tillsyn/A 40874-2023 tillsynsbegäran.docx
+++ b/tillsyn/A 40874-2023 tillsynsbegäran.docx
@@ -227,7 +227,7 @@
     <w:r>
       <w:tab/>
       <w:tab/>
-      <w:t>2026-09-05</w:t>
+      <w:t>2026-09-06</w:t>
       <w:br/>
       <w:br/>
     </w:r>

--- a/tillsyn/A 40874-2023 tillsynsbegäran.docx
+++ b/tillsyn/A 40874-2023 tillsynsbegäran.docx
@@ -227,7 +227,7 @@
     <w:r>
       <w:tab/>
       <w:tab/>
-      <w:t>2026-09-06</w:t>
+      <w:t>2026-09-07</w:t>
       <w:br/>
       <w:br/>
     </w:r>

--- a/tillsyn/A 40874-2023 tillsynsbegäran.docx
+++ b/tillsyn/A 40874-2023 tillsynsbegäran.docx
@@ -227,7 +227,7 @@
     <w:r>
       <w:tab/>
       <w:tab/>
-      <w:t>2026-09-07</w:t>
+      <w:t>2026-09-08</w:t>
       <w:br/>
       <w:br/>
     </w:r>

--- a/tillsyn/A 40874-2023 tillsynsbegäran.docx
+++ b/tillsyn/A 40874-2023 tillsynsbegäran.docx
@@ -227,7 +227,7 @@
     <w:r>
       <w:tab/>
       <w:tab/>
-      <w:t>2026-09-08</w:t>
+      <w:t>2026-09-09</w:t>
       <w:br/>
       <w:br/>
     </w:r>

--- a/tillsyn/A 40874-2023 tillsynsbegäran.docx
+++ b/tillsyn/A 40874-2023 tillsynsbegäran.docx
@@ -227,7 +227,7 @@
     <w:r>
       <w:tab/>
       <w:tab/>
-      <w:t>2026-09-09</w:t>
+      <w:t>2026-09-10</w:t>
       <w:br/>
       <w:br/>
     </w:r>

--- a/tillsyn/A 40874-2023 tillsynsbegäran.docx
+++ b/tillsyn/A 40874-2023 tillsynsbegäran.docx
@@ -227,7 +227,7 @@
     <w:r>
       <w:tab/>
       <w:tab/>
-      <w:t>2026-09-10</w:t>
+      <w:t>2026-09-11</w:t>
       <w:br/>
       <w:br/>
     </w:r>

--- a/tillsyn/A 40874-2023 tillsynsbegäran.docx
+++ b/tillsyn/A 40874-2023 tillsynsbegäran.docx
@@ -227,7 +227,7 @@
     <w:r>
       <w:tab/>
       <w:tab/>
-      <w:t>2026-09-11</w:t>
+      <w:t>2026-09-12</w:t>
       <w:br/>
       <w:br/>
     </w:r>
